--- a/Nuclear_Fuel_Performance/NE533_Spring2026/Module1/Exam1_solutions_open.docx
+++ b/Nuclear_Fuel_Performance/NE533_Spring2026/Module1/Exam1_solutions_open.docx
@@ -48,7 +48,19 @@
         <w:rPr>
           <w:rFonts w:ascii="Times New Roman" w:hAnsi="Times New Roman" w:cs="Times New Roman"/>
         </w:rPr>
-        <w:t>. Axisymmetric. No axial dependence. Constant material properties (no T variation)</w:t>
+        <w:t>. Axisymmetric. No axial dependence. Constant material properties (no T</w:t>
+      </w:r>
+      <w:r>
+        <w:rPr>
+          <w:rFonts w:ascii="Times New Roman" w:hAnsi="Times New Roman" w:cs="Times New Roman"/>
+        </w:rPr>
+        <w:t xml:space="preserve"> or spatial</w:t>
+      </w:r>
+      <w:r>
+        <w:rPr>
+          <w:rFonts w:ascii="Times New Roman" w:hAnsi="Times New Roman" w:cs="Times New Roman"/>
+        </w:rPr>
+        <w:t xml:space="preserve"> variation)</w:t>
       </w:r>
     </w:p>
     <w:p>
@@ -105,6 +117,12 @@
         </w:rPr>
         <w:t>Tails are removed from the outside of the cylinder, enriched stream removed from center of cylinder.</w:t>
       </w:r>
+      <w:r>
+        <w:rPr>
+          <w:rFonts w:ascii="Times New Roman" w:hAnsi="Times New Roman" w:cs="Times New Roman"/>
+        </w:rPr>
+        <w:t xml:space="preserve"> Process is repeated to obtain target enrichment.</w:t>
+      </w:r>
     </w:p>
     <w:p>
       <w:pPr>
@@ -148,6 +166,12 @@
           <w:rFonts w:ascii="Times New Roman" w:hAnsi="Times New Roman" w:cs="Times New Roman"/>
         </w:rPr>
       </w:pPr>
+      <w:r>
+        <w:rPr>
+          <w:rFonts w:ascii="Times New Roman" w:hAnsi="Times New Roman" w:cs="Times New Roman"/>
+        </w:rPr>
+        <w:t>The CHF is the point on the boiling curve which marks a transition from nucleate boiling to film boiling, corresponding to a drop in the maximum heat flux that can be accommodated by the coolant. If the CHF is exceeded, the coolant can no longer transport all the heat generated, and the fuel/cladding temperature will increase dramatically. The DNBR is the ratio of the CHF to the heat flux in the hottest channel. The DNBR should be maintained at about 1.3.</w:t>
+      </w:r>
     </w:p>
     <w:p>
       <w:pPr>
@@ -303,6 +327,18 @@
           <w:rFonts w:ascii="Times New Roman" w:hAnsi="Times New Roman" w:cs="Times New Roman"/>
         </w:rPr>
       </w:pPr>
+      <w:r>
+        <w:rPr>
+          <w:rFonts w:ascii="Times New Roman" w:hAnsi="Times New Roman" w:cs="Times New Roman"/>
+        </w:rPr>
+        <w:t xml:space="preserve">Cladding is the primary containment. Retains fission products, keeps the shape of the fuel, while being neutron transparent and allowing heat transfer to the coolant. </w:t>
+      </w:r>
+      <w:r>
+        <w:rPr>
+          <w:rFonts w:ascii="Times New Roman" w:hAnsi="Times New Roman" w:cs="Times New Roman"/>
+        </w:rPr>
+        <w:t xml:space="preserve">Has low neutron cross section, high thermal conductivity, corrosion resistance, cheap, etc. </w:t>
+      </w:r>
     </w:p>
     <w:p>
       <w:pPr>
@@ -399,7 +435,32 @@
         <w:rPr>
           <w:rFonts w:ascii="Times New Roman" w:hAnsi="Times New Roman" w:cs="Times New Roman"/>
         </w:rPr>
-        <w:t>Heat generation. Ability to operate under normal conditions without shutdown. Performance under accident scenarios.</w:t>
+        <w:lastRenderedPageBreak/>
+        <w:t>Heat generation</w:t>
+      </w:r>
+      <w:r>
+        <w:rPr>
+          <w:rFonts w:ascii="Times New Roman" w:hAnsi="Times New Roman" w:cs="Times New Roman"/>
+        </w:rPr>
+        <w:t xml:space="preserve"> and transport</w:t>
+      </w:r>
+      <w:r>
+        <w:rPr>
+          <w:rFonts w:ascii="Times New Roman" w:hAnsi="Times New Roman" w:cs="Times New Roman"/>
+        </w:rPr>
+        <w:t xml:space="preserve">. Ability to operate under normal conditions without </w:t>
+      </w:r>
+      <w:r>
+        <w:rPr>
+          <w:rFonts w:ascii="Times New Roman" w:hAnsi="Times New Roman" w:cs="Times New Roman"/>
+        </w:rPr>
+        <w:t>outages</w:t>
+      </w:r>
+      <w:r>
+        <w:rPr>
+          <w:rFonts w:ascii="Times New Roman" w:hAnsi="Times New Roman" w:cs="Times New Roman"/>
+        </w:rPr>
+        <w:t>. Performance under accident scenarios.</w:t>
       </w:r>
     </w:p>
     <w:p>
@@ -475,7 +536,6 @@
         <w:rPr>
           <w:rFonts w:ascii="Times New Roman" w:hAnsi="Times New Roman" w:cs="Times New Roman"/>
         </w:rPr>
-        <w:lastRenderedPageBreak/>
         <w:t xml:space="preserve">(5 pts) Name two positive and two negative aspects of UO2 fuel. </w:t>
       </w:r>
     </w:p>
@@ -561,7 +621,45 @@
         <w:rPr>
           <w:rFonts w:ascii="Times New Roman" w:hAnsi="Times New Roman" w:cs="Times New Roman"/>
         </w:rPr>
-        <w:t xml:space="preserve">Either taking the current state to make guesses about a future state (explicit), or using information about a future state to make guesses about a future state (implicit). </w:t>
+        <w:t>Either taking the current state to make guesses about a future state (explicit</w:t>
+      </w:r>
+      <w:proofErr w:type="gramStart"/>
+      <w:r>
+        <w:rPr>
+          <w:rFonts w:ascii="Times New Roman" w:hAnsi="Times New Roman" w:cs="Times New Roman"/>
+        </w:rPr>
+        <w:t>), or</w:t>
+      </w:r>
+      <w:proofErr w:type="gramEnd"/>
+      <w:r>
+        <w:rPr>
+          <w:rFonts w:ascii="Times New Roman" w:hAnsi="Times New Roman" w:cs="Times New Roman"/>
+        </w:rPr>
+        <w:t xml:space="preserve"> using information about </w:t>
+      </w:r>
+      <w:r>
+        <w:rPr>
+          <w:rFonts w:ascii="Times New Roman" w:hAnsi="Times New Roman" w:cs="Times New Roman"/>
+        </w:rPr>
+        <w:t>both the current and</w:t>
+      </w:r>
+      <w:r>
+        <w:rPr>
+          <w:rFonts w:ascii="Times New Roman" w:hAnsi="Times New Roman" w:cs="Times New Roman"/>
+        </w:rPr>
+        <w:t xml:space="preserve"> future state</w:t>
+      </w:r>
+      <w:r>
+        <w:rPr>
+          <w:rFonts w:ascii="Times New Roman" w:hAnsi="Times New Roman" w:cs="Times New Roman"/>
+        </w:rPr>
+        <w:t>s</w:t>
+      </w:r>
+      <w:r>
+        <w:rPr>
+          <w:rFonts w:ascii="Times New Roman" w:hAnsi="Times New Roman" w:cs="Times New Roman"/>
+        </w:rPr>
+        <w:t xml:space="preserve"> to make guesses about a future state (implicit). </w:t>
       </w:r>
     </w:p>
     <w:sectPr>
